--- a/CienciasDaComputação/Documentos/Curriculo/Curriculo.docx
+++ b/CienciasDaComputação/Documentos/Curriculo/Curriculo.docx
@@ -110,21 +110,7 @@
             <w:rStyle w:val="Hyperlink"/>
             <w:rFonts w:ascii="Arial" w:hAnsi="Arial" w:cs="Arial"/>
           </w:rPr>
-          <w:t>cauacostaalves (Cauã Cost</w:t>
-        </w:r>
-        <w:r>
-          <w:rPr>
-            <w:rStyle w:val="Hyperlink"/>
-            <w:rFonts w:ascii="Arial" w:hAnsi="Arial" w:cs="Arial"/>
-          </w:rPr>
-          <w:t>a</w:t>
-        </w:r>
-        <w:r>
-          <w:rPr>
-            <w:rStyle w:val="Hyperlink"/>
-            <w:rFonts w:ascii="Arial" w:hAnsi="Arial" w:cs="Arial"/>
-          </w:rPr>
-          <w:t xml:space="preserve"> Alves)</w:t>
+          <w:t>cauacostaalves (Cauã Costa Alves)</w:t>
         </w:r>
       </w:hyperlink>
       <w:r>
@@ -148,25 +134,7 @@
             <w:color w:val="auto"/>
             <w:u w:val="none"/>
           </w:rPr>
-          <w:t>www.linkedin.com/in/cauã-costa-</w:t>
-        </w:r>
-        <w:r>
-          <w:rPr>
-            <w:rStyle w:val="Hyperlink"/>
-            <w:rFonts w:ascii="Arial" w:hAnsi="Arial" w:cs="Arial"/>
-            <w:color w:val="auto"/>
-            <w:u w:val="none"/>
-          </w:rPr>
-          <w:t>3</w:t>
-        </w:r>
-        <w:r>
-          <w:rPr>
-            <w:rStyle w:val="Hyperlink"/>
-            <w:rFonts w:ascii="Arial" w:hAnsi="Arial" w:cs="Arial"/>
-            <w:color w:val="auto"/>
-            <w:u w:val="none"/>
-          </w:rPr>
-          <w:t>6748b2b8</w:t>
+          <w:t>www.linkedin.com/in/cauã-costa-36748b2b8</w:t>
         </w:r>
       </w:hyperlink>
     </w:p>
@@ -329,7 +297,31 @@
           <w:b/>
           <w:bCs/>
         </w:rPr>
-        <w:t>Projeto de Extensão (2024)</w:t>
+        <w:t>Monitoria</w:t>
+      </w:r>
+      <w:r>
+        <w:rPr>
+          <w:rFonts w:ascii="Arial" w:hAnsi="Arial" w:cs="Arial"/>
+          <w:b/>
+          <w:bCs/>
+        </w:rPr>
+        <w:t xml:space="preserve"> (202</w:t>
+      </w:r>
+      <w:r>
+        <w:rPr>
+          <w:rFonts w:ascii="Arial" w:hAnsi="Arial" w:cs="Arial"/>
+          <w:b/>
+          <w:bCs/>
+        </w:rPr>
+        <w:t>5</w:t>
+      </w:r>
+      <w:r>
+        <w:rPr>
+          <w:rFonts w:ascii="Arial" w:hAnsi="Arial" w:cs="Arial"/>
+          <w:b/>
+          <w:bCs/>
+        </w:rPr>
+        <w:t>)</w:t>
       </w:r>
     </w:p>
     <w:p>
@@ -347,48 +339,73 @@
         <w:rPr>
           <w:rFonts w:ascii="Arial" w:hAnsi="Arial" w:cs="Arial"/>
         </w:rPr>
-        <w:t>Ministrei aulas no Colégio Santo Agostinho sobre lógica de programação, algoritmos e desenvolvimento de sites com HTML e CSS. Foquei em conceitos práticos e didáticos para iniciantes.</w:t>
-      </w:r>
-    </w:p>
-    <w:p>
-      <w:pPr>
-        <w:rPr>
-          <w:rFonts w:ascii="Arial" w:hAnsi="Arial" w:cs="Arial"/>
-          <w:b/>
-          <w:bCs/>
-        </w:rPr>
-      </w:pPr>
-      <w:r>
-        <w:rPr>
-          <w:rFonts w:ascii="Arial" w:hAnsi="Arial" w:cs="Arial"/>
-          <w:b/>
-          <w:bCs/>
-        </w:rPr>
-        <w:t>Monitoria</w:t>
-      </w:r>
-      <w:r>
-        <w:rPr>
-          <w:rFonts w:ascii="Arial" w:hAnsi="Arial" w:cs="Arial"/>
-          <w:b/>
-          <w:bCs/>
-        </w:rPr>
-        <w:t xml:space="preserve"> (202</w:t>
-      </w:r>
-      <w:r>
-        <w:rPr>
-          <w:rFonts w:ascii="Arial" w:hAnsi="Arial" w:cs="Arial"/>
-          <w:b/>
-          <w:bCs/>
-        </w:rPr>
-        <w:t>5</w:t>
-      </w:r>
-      <w:r>
-        <w:rPr>
-          <w:rFonts w:ascii="Arial" w:hAnsi="Arial" w:cs="Arial"/>
-          <w:b/>
-          <w:bCs/>
-        </w:rPr>
-        <w:t>)</w:t>
+        <w:t>Monitor em Algoritmos e Estrutura de Dados (AEDS)</w:t>
+      </w:r>
+    </w:p>
+    <w:p>
+      <w:pPr>
+        <w:pStyle w:val="PargrafodaLista"/>
+        <w:rPr>
+          <w:rFonts w:ascii="Arial" w:hAnsi="Arial" w:cs="Arial"/>
+        </w:rPr>
+      </w:pPr>
+    </w:p>
+    <w:p>
+      <w:pPr>
+        <w:pBdr>
+          <w:bottom w:val="single" w:sz="6" w:space="1" w:color="auto"/>
+        </w:pBdr>
+        <w:jc w:val="center"/>
+        <w:rPr>
+          <w:rFonts w:ascii="Arial" w:hAnsi="Arial" w:cs="Arial"/>
+          <w:b/>
+          <w:bCs/>
+        </w:rPr>
+      </w:pPr>
+      <w:r>
+        <w:rPr>
+          <w:rFonts w:ascii="Arial" w:hAnsi="Arial" w:cs="Arial"/>
+          <w:b/>
+          <w:bCs/>
+        </w:rPr>
+        <w:t>Projetos</w:t>
+      </w:r>
+    </w:p>
+    <w:p>
+      <w:pPr>
+        <w:rPr>
+          <w:rFonts w:ascii="Arial" w:hAnsi="Arial" w:cs="Arial"/>
+        </w:rPr>
+      </w:pPr>
+      <w:proofErr w:type="spellStart"/>
+      <w:r>
+        <w:rPr>
+          <w:rFonts w:ascii="Arial" w:hAnsi="Arial" w:cs="Arial"/>
+          <w:b/>
+          <w:bCs/>
+        </w:rPr>
+        <w:t>MatchPoint</w:t>
+      </w:r>
+      <w:proofErr w:type="spellEnd"/>
+      <w:r>
+        <w:rPr>
+          <w:rFonts w:ascii="Arial" w:hAnsi="Arial" w:cs="Arial"/>
+          <w:b/>
+          <w:bCs/>
+        </w:rPr>
+        <w:t xml:space="preserve"> </w:t>
+      </w:r>
+      <w:r>
+        <w:rPr>
+          <w:rFonts w:ascii="Arial" w:hAnsi="Arial" w:cs="Arial"/>
+        </w:rPr>
+        <w:t>– Site para Conectar Pessoas para Prática de Esportes (2024.2)</w:t>
+      </w:r>
+      <w:r>
+        <w:rPr>
+          <w:rFonts w:ascii="Arial" w:hAnsi="Arial" w:cs="Arial"/>
+        </w:rPr>
+        <w:t xml:space="preserve"> </w:t>
       </w:r>
     </w:p>
     <w:p>
@@ -406,73 +423,66 @@
         <w:rPr>
           <w:rFonts w:ascii="Arial" w:hAnsi="Arial" w:cs="Arial"/>
         </w:rPr>
-        <w:t>Monitor em Algoritmos e Estrutura de Dados (AEDS)</w:t>
-      </w:r>
-    </w:p>
-    <w:p>
-      <w:pPr>
-        <w:pStyle w:val="PargrafodaLista"/>
-        <w:rPr>
-          <w:rFonts w:ascii="Arial" w:hAnsi="Arial" w:cs="Arial"/>
-        </w:rPr>
-      </w:pPr>
-    </w:p>
-    <w:p>
-      <w:pPr>
-        <w:pBdr>
-          <w:bottom w:val="single" w:sz="6" w:space="1" w:color="auto"/>
-        </w:pBdr>
-        <w:jc w:val="center"/>
-        <w:rPr>
-          <w:rFonts w:ascii="Arial" w:hAnsi="Arial" w:cs="Arial"/>
-          <w:b/>
-          <w:bCs/>
-        </w:rPr>
-      </w:pPr>
-      <w:r>
-        <w:rPr>
-          <w:rFonts w:ascii="Arial" w:hAnsi="Arial" w:cs="Arial"/>
-          <w:b/>
-          <w:bCs/>
-        </w:rPr>
-        <w:t>Projetos</w:t>
-      </w:r>
-    </w:p>
-    <w:p>
-      <w:pPr>
-        <w:rPr>
-          <w:rFonts w:ascii="Arial" w:hAnsi="Arial" w:cs="Arial"/>
-        </w:rPr>
-      </w:pPr>
+        <w:t xml:space="preserve">Tecnologias Utilizadas: HTML, CSS, </w:t>
+      </w:r>
       <w:proofErr w:type="spellStart"/>
       <w:r>
         <w:rPr>
           <w:rFonts w:ascii="Arial" w:hAnsi="Arial" w:cs="Arial"/>
-          <w:b/>
-          <w:bCs/>
-        </w:rPr>
-        <w:t>MatchPoint</w:t>
+        </w:rPr>
+        <w:t>JavaScript</w:t>
       </w:r>
       <w:proofErr w:type="spellEnd"/>
       <w:r>
         <w:rPr>
           <w:rFonts w:ascii="Arial" w:hAnsi="Arial" w:cs="Arial"/>
-          <w:b/>
-          <w:bCs/>
-        </w:rPr>
-        <w:t xml:space="preserve"> </w:t>
-      </w:r>
-      <w:r>
-        <w:rPr>
-          <w:rFonts w:ascii="Arial" w:hAnsi="Arial" w:cs="Arial"/>
-        </w:rPr>
-        <w:t>– Site para Conectar Pessoas para Prática de Esportes (2024.2)</w:t>
-      </w:r>
-      <w:r>
-        <w:rPr>
-          <w:rFonts w:ascii="Arial" w:hAnsi="Arial" w:cs="Arial"/>
-        </w:rPr>
-        <w:t xml:space="preserve"> </w:t>
+        </w:rPr>
+        <w:t xml:space="preserve">, Java, SQL, </w:t>
+      </w:r>
+      <w:proofErr w:type="spellStart"/>
+      <w:r>
+        <w:rPr>
+          <w:rFonts w:ascii="Arial" w:hAnsi="Arial" w:cs="Arial"/>
+        </w:rPr>
+        <w:t>Maven</w:t>
+      </w:r>
+      <w:proofErr w:type="spellEnd"/>
+      <w:r>
+        <w:rPr>
+          <w:rFonts w:ascii="Arial" w:hAnsi="Arial" w:cs="Arial"/>
+        </w:rPr>
+        <w:t xml:space="preserve">, Spark, PostgreSQL, Azure (banco de dados na nuvem). </w:t>
+      </w:r>
+    </w:p>
+    <w:p>
+      <w:pPr>
+        <w:rPr>
+          <w:rFonts w:ascii="Arial" w:hAnsi="Arial" w:cs="Arial"/>
+          <w:i/>
+          <w:iCs/>
+        </w:rPr>
+      </w:pPr>
+      <w:r>
+        <w:rPr>
+          <w:rFonts w:ascii="Arial" w:hAnsi="Arial" w:cs="Arial"/>
+          <w:b/>
+          <w:bCs/>
+        </w:rPr>
+        <w:t>Realidade Virtual na Psicoterapia</w:t>
+      </w:r>
+      <w:r>
+        <w:rPr>
+          <w:rFonts w:ascii="Arial" w:hAnsi="Arial" w:cs="Arial"/>
+        </w:rPr>
+        <w:t xml:space="preserve"> – Artigo científico sobre o uso da RV no tratamento de fobias e TEPT </w:t>
+      </w:r>
+      <w:r>
+        <w:rPr>
+          <w:rFonts w:ascii="Arial" w:hAnsi="Arial" w:cs="Arial"/>
+          <w:i/>
+          <w:iCs/>
+        </w:rPr>
+        <w:t>(2025.1)</w:t>
       </w:r>
     </w:p>
     <w:p>
@@ -490,50 +500,23 @@
         <w:rPr>
           <w:rFonts w:ascii="Arial" w:hAnsi="Arial" w:cs="Arial"/>
         </w:rPr>
-        <w:t xml:space="preserve">Tecnologias Utilizadas: HTML, CSS, </w:t>
-      </w:r>
-      <w:proofErr w:type="spellStart"/>
-      <w:r>
-        <w:rPr>
-          <w:rFonts w:ascii="Arial" w:hAnsi="Arial" w:cs="Arial"/>
-        </w:rPr>
-        <w:t>JavaScript</w:t>
-      </w:r>
-      <w:proofErr w:type="spellEnd"/>
-      <w:r>
-        <w:rPr>
-          <w:rFonts w:ascii="Arial" w:hAnsi="Arial" w:cs="Arial"/>
-        </w:rPr>
-        <w:t xml:space="preserve">, Java, SQL, </w:t>
-      </w:r>
-      <w:proofErr w:type="spellStart"/>
-      <w:r>
-        <w:rPr>
-          <w:rFonts w:ascii="Arial" w:hAnsi="Arial" w:cs="Arial"/>
-        </w:rPr>
-        <w:t>Maven</w:t>
-      </w:r>
-      <w:proofErr w:type="spellEnd"/>
-      <w:r>
-        <w:rPr>
-          <w:rFonts w:ascii="Arial" w:hAnsi="Arial" w:cs="Arial"/>
-        </w:rPr>
-        <w:t xml:space="preserve">, Spark, PostgreSQL, Azure (banco de dados na nuvem). </w:t>
-      </w:r>
-    </w:p>
-    <w:p>
-      <w:pPr>
-        <w:rPr>
-          <w:rFonts w:ascii="Arial" w:hAnsi="Arial" w:cs="Arial"/>
-        </w:rPr>
-      </w:pPr>
-    </w:p>
-    <w:p>
-      <w:pPr>
-        <w:rPr>
-          <w:rFonts w:ascii="Arial" w:hAnsi="Arial" w:cs="Arial"/>
-          <w:i/>
-          <w:iCs/>
+        <w:t>O artigo analisa o impacto da Realidade Virtual em intervenções clínicas, com foco em exposição imersiva, personalização terapêutica e revisão de estudos recentes.</w:t>
+      </w:r>
+    </w:p>
+    <w:p>
+      <w:pPr>
+        <w:pStyle w:val="PargrafodaLista"/>
+        <w:rPr>
+          <w:rFonts w:ascii="Arial" w:hAnsi="Arial" w:cs="Arial"/>
+        </w:rPr>
+      </w:pPr>
+    </w:p>
+    <w:p>
+      <w:pPr>
+        <w:rPr>
+          <w:rFonts w:ascii="Arial" w:hAnsi="Arial" w:cs="Arial"/>
+          <w:b/>
+          <w:bCs/>
         </w:rPr>
       </w:pPr>
       <w:r>
@@ -543,21 +526,7 @@
           <w:bCs/>
         </w:rPr>
         <w:lastRenderedPageBreak/>
-        <w:t>Realidade Virtual na Psicoterapia</w:t>
-      </w:r>
-      <w:r>
-        <w:rPr>
-          <w:rFonts w:ascii="Arial" w:hAnsi="Arial" w:cs="Arial"/>
-        </w:rPr>
-        <w:t xml:space="preserve"> – Artigo científico sobre o uso da RV no tratamento de fobias e TEPT </w:t>
-      </w:r>
-      <w:r>
-        <w:rPr>
-          <w:rFonts w:ascii="Arial" w:hAnsi="Arial" w:cs="Arial"/>
-          <w:i/>
-          <w:iCs/>
-        </w:rPr>
-        <w:t>(2025.1)</w:t>
+        <w:t>Projeto de Extensão (2024)</w:t>
       </w:r>
     </w:p>
     <w:p>
@@ -575,14 +544,15 @@
         <w:rPr>
           <w:rFonts w:ascii="Arial" w:hAnsi="Arial" w:cs="Arial"/>
         </w:rPr>
-        <w:t>O artigo analisa o impacto da Realidade Virtual em intervenções clínicas, com foco em exposição imersiva, personalização terapêutica e revisão de estudos recentes.</w:t>
-      </w:r>
-      <w:r>
-        <w:rPr>
-          <w:rFonts w:ascii="Arial" w:hAnsi="Arial" w:cs="Arial"/>
-        </w:rPr>
-        <w:br/>
-      </w:r>
+        <w:t>Ministrei aulas no Colégio Santo Agostinho sobre lógica de programação, algoritmos e desenvolvimento de sites com HTML e CSS. Foquei em conceitos práticos e didáticos para iniciantes.</w:t>
+      </w:r>
+    </w:p>
+    <w:p>
+      <w:pPr>
+        <w:rPr>
+          <w:rFonts w:ascii="Arial" w:hAnsi="Arial" w:cs="Arial"/>
+        </w:rPr>
+      </w:pPr>
     </w:p>
     <w:p>
       <w:pPr>
@@ -2475,6 +2445,7 @@
   <w:style w:type="character" w:default="1" w:styleId="Fontepargpadro">
     <w:name w:val="Default Paragraph Font"/>
     <w:uiPriority w:val="1"/>
+    <w:semiHidden/>
     <w:unhideWhenUsed/>
   </w:style>
   <w:style w:type="table" w:default="1" w:styleId="Tabelanormal">

--- a/CienciasDaComputação/Documentos/Curriculo/Curriculo.docx
+++ b/CienciasDaComputação/Documentos/Curriculo/Curriculo.docx
@@ -344,68 +344,43 @@
     </w:p>
     <w:p>
       <w:pPr>
-        <w:pStyle w:val="PargrafodaLista"/>
-        <w:rPr>
-          <w:rFonts w:ascii="Arial" w:hAnsi="Arial" w:cs="Arial"/>
-        </w:rPr>
-      </w:pPr>
-    </w:p>
-    <w:p>
-      <w:pPr>
-        <w:pBdr>
-          <w:bottom w:val="single" w:sz="6" w:space="1" w:color="auto"/>
-        </w:pBdr>
-        <w:jc w:val="center"/>
-        <w:rPr>
-          <w:rFonts w:ascii="Arial" w:hAnsi="Arial" w:cs="Arial"/>
-          <w:b/>
-          <w:bCs/>
-        </w:rPr>
-      </w:pPr>
-      <w:r>
-        <w:rPr>
-          <w:rFonts w:ascii="Arial" w:hAnsi="Arial" w:cs="Arial"/>
-          <w:b/>
-          <w:bCs/>
-        </w:rPr>
-        <w:t>Projetos</w:t>
-      </w:r>
-    </w:p>
-    <w:p>
-      <w:pPr>
-        <w:rPr>
-          <w:rFonts w:ascii="Arial" w:hAnsi="Arial" w:cs="Arial"/>
-        </w:rPr>
-      </w:pPr>
-      <w:proofErr w:type="spellStart"/>
-      <w:r>
-        <w:rPr>
-          <w:rFonts w:ascii="Arial" w:hAnsi="Arial" w:cs="Arial"/>
-          <w:b/>
-          <w:bCs/>
-        </w:rPr>
-        <w:t>MatchPoint</w:t>
-      </w:r>
-      <w:proofErr w:type="spellEnd"/>
-      <w:r>
-        <w:rPr>
-          <w:rFonts w:ascii="Arial" w:hAnsi="Arial" w:cs="Arial"/>
-          <w:b/>
-          <w:bCs/>
-        </w:rPr>
-        <w:t xml:space="preserve"> </w:t>
-      </w:r>
-      <w:r>
-        <w:rPr>
-          <w:rFonts w:ascii="Arial" w:hAnsi="Arial" w:cs="Arial"/>
-        </w:rPr>
-        <w:t>– Site para Conectar Pessoas para Prática de Esportes (2024.2)</w:t>
-      </w:r>
-      <w:r>
-        <w:rPr>
-          <w:rFonts w:ascii="Arial" w:hAnsi="Arial" w:cs="Arial"/>
-        </w:rPr>
-        <w:t xml:space="preserve"> </w:t>
+        <w:rPr>
+          <w:rFonts w:ascii="Arial" w:hAnsi="Arial" w:cs="Arial"/>
+          <w:b/>
+          <w:bCs/>
+        </w:rPr>
+      </w:pPr>
+      <w:r>
+        <w:rPr>
+          <w:rFonts w:ascii="Arial" w:hAnsi="Arial" w:cs="Arial"/>
+          <w:b/>
+          <w:bCs/>
+        </w:rPr>
+        <w:t>Iniciação Cientifica</w:t>
+      </w:r>
+      <w:r>
+        <w:rPr>
+          <w:rFonts w:ascii="Arial" w:hAnsi="Arial" w:cs="Arial"/>
+          <w:b/>
+          <w:bCs/>
+        </w:rPr>
+        <w:t xml:space="preserve"> (202</w:t>
+      </w:r>
+      <w:r>
+        <w:rPr>
+          <w:rFonts w:ascii="Arial" w:hAnsi="Arial" w:cs="Arial"/>
+          <w:b/>
+          <w:bCs/>
+        </w:rPr>
+        <w:t>5</w:t>
+      </w:r>
+      <w:r>
+        <w:rPr>
+          <w:rFonts w:ascii="Arial" w:hAnsi="Arial" w:cs="Arial"/>
+          <w:b/>
+          <w:bCs/>
+        </w:rPr>
+        <w:t>)</w:t>
       </w:r>
     </w:p>
     <w:p>
@@ -423,66 +398,73 @@
         <w:rPr>
           <w:rFonts w:ascii="Arial" w:hAnsi="Arial" w:cs="Arial"/>
         </w:rPr>
-        <w:t xml:space="preserve">Tecnologias Utilizadas: HTML, CSS, </w:t>
-      </w:r>
+        <w:t>Pesquisa em aplicações de Inteligência Artificial, com foco em desenvolvimento e avaliação de modelos aplicados a problemas reais.</w:t>
+      </w:r>
+    </w:p>
+    <w:p>
+      <w:pPr>
+        <w:pStyle w:val="PargrafodaLista"/>
+        <w:rPr>
+          <w:rFonts w:ascii="Arial" w:hAnsi="Arial" w:cs="Arial"/>
+        </w:rPr>
+      </w:pPr>
+    </w:p>
+    <w:p>
+      <w:pPr>
+        <w:pBdr>
+          <w:bottom w:val="single" w:sz="6" w:space="1" w:color="auto"/>
+        </w:pBdr>
+        <w:jc w:val="center"/>
+        <w:rPr>
+          <w:rFonts w:ascii="Arial" w:hAnsi="Arial" w:cs="Arial"/>
+          <w:b/>
+          <w:bCs/>
+        </w:rPr>
+      </w:pPr>
+      <w:r>
+        <w:rPr>
+          <w:rFonts w:ascii="Arial" w:hAnsi="Arial" w:cs="Arial"/>
+          <w:b/>
+          <w:bCs/>
+        </w:rPr>
+        <w:t>Projetos</w:t>
+      </w:r>
+    </w:p>
+    <w:p>
+      <w:pPr>
+        <w:rPr>
+          <w:rFonts w:ascii="Arial" w:hAnsi="Arial" w:cs="Arial"/>
+        </w:rPr>
+      </w:pPr>
       <w:proofErr w:type="spellStart"/>
       <w:r>
         <w:rPr>
           <w:rFonts w:ascii="Arial" w:hAnsi="Arial" w:cs="Arial"/>
-        </w:rPr>
-        <w:t>JavaScript</w:t>
+          <w:b/>
+          <w:bCs/>
+        </w:rPr>
+        <w:t>MatchPoint</w:t>
       </w:r>
       <w:proofErr w:type="spellEnd"/>
       <w:r>
         <w:rPr>
           <w:rFonts w:ascii="Arial" w:hAnsi="Arial" w:cs="Arial"/>
-        </w:rPr>
-        <w:t xml:space="preserve">, Java, SQL, </w:t>
-      </w:r>
-      <w:proofErr w:type="spellStart"/>
-      <w:r>
-        <w:rPr>
-          <w:rFonts w:ascii="Arial" w:hAnsi="Arial" w:cs="Arial"/>
-        </w:rPr>
-        <w:t>Maven</w:t>
-      </w:r>
-      <w:proofErr w:type="spellEnd"/>
-      <w:r>
-        <w:rPr>
-          <w:rFonts w:ascii="Arial" w:hAnsi="Arial" w:cs="Arial"/>
-        </w:rPr>
-        <w:t xml:space="preserve">, Spark, PostgreSQL, Azure (banco de dados na nuvem). </w:t>
-      </w:r>
-    </w:p>
-    <w:p>
-      <w:pPr>
-        <w:rPr>
-          <w:rFonts w:ascii="Arial" w:hAnsi="Arial" w:cs="Arial"/>
-          <w:i/>
-          <w:iCs/>
-        </w:rPr>
-      </w:pPr>
-      <w:r>
-        <w:rPr>
-          <w:rFonts w:ascii="Arial" w:hAnsi="Arial" w:cs="Arial"/>
-          <w:b/>
-          <w:bCs/>
-        </w:rPr>
-        <w:t>Realidade Virtual na Psicoterapia</w:t>
-      </w:r>
-      <w:r>
-        <w:rPr>
-          <w:rFonts w:ascii="Arial" w:hAnsi="Arial" w:cs="Arial"/>
-        </w:rPr>
-        <w:t xml:space="preserve"> – Artigo científico sobre o uso da RV no tratamento de fobias e TEPT </w:t>
-      </w:r>
-      <w:r>
-        <w:rPr>
-          <w:rFonts w:ascii="Arial" w:hAnsi="Arial" w:cs="Arial"/>
-          <w:i/>
-          <w:iCs/>
-        </w:rPr>
-        <w:t>(2025.1)</w:t>
+          <w:b/>
+          <w:bCs/>
+        </w:rPr>
+        <w:t xml:space="preserve"> </w:t>
+      </w:r>
+      <w:r>
+        <w:rPr>
+          <w:rFonts w:ascii="Arial" w:hAnsi="Arial" w:cs="Arial"/>
+        </w:rPr>
+        <w:t>– Site para Conectar Pessoas para Prática de Esportes (2024.2)</w:t>
+      </w:r>
+      <w:r>
+        <w:rPr>
+          <w:rFonts w:ascii="Arial" w:hAnsi="Arial" w:cs="Arial"/>
+        </w:rPr>
+        <w:t xml:space="preserve"> </w:t>
       </w:r>
     </w:p>
     <w:p>
@@ -500,6 +482,93 @@
         <w:rPr>
           <w:rFonts w:ascii="Arial" w:hAnsi="Arial" w:cs="Arial"/>
         </w:rPr>
+        <w:t xml:space="preserve">Tecnologias Utilizadas: HTML, CSS, </w:t>
+      </w:r>
+      <w:proofErr w:type="spellStart"/>
+      <w:r>
+        <w:rPr>
+          <w:rFonts w:ascii="Arial" w:hAnsi="Arial" w:cs="Arial"/>
+        </w:rPr>
+        <w:t>JavaScript</w:t>
+      </w:r>
+      <w:proofErr w:type="spellEnd"/>
+      <w:r>
+        <w:rPr>
+          <w:rFonts w:ascii="Arial" w:hAnsi="Arial" w:cs="Arial"/>
+        </w:rPr>
+        <w:t xml:space="preserve">, Java, SQL, </w:t>
+      </w:r>
+      <w:proofErr w:type="spellStart"/>
+      <w:r>
+        <w:rPr>
+          <w:rFonts w:ascii="Arial" w:hAnsi="Arial" w:cs="Arial"/>
+        </w:rPr>
+        <w:t>Maven</w:t>
+      </w:r>
+      <w:proofErr w:type="spellEnd"/>
+      <w:r>
+        <w:rPr>
+          <w:rFonts w:ascii="Arial" w:hAnsi="Arial" w:cs="Arial"/>
+        </w:rPr>
+        <w:t xml:space="preserve">, Spark, PostgreSQL, Azure (banco de dados na nuvem). </w:t>
+      </w:r>
+    </w:p>
+    <w:p>
+      <w:pPr>
+        <w:rPr>
+          <w:rFonts w:ascii="Arial" w:hAnsi="Arial" w:cs="Arial"/>
+          <w:b/>
+          <w:bCs/>
+        </w:rPr>
+      </w:pPr>
+    </w:p>
+    <w:p>
+      <w:pPr>
+        <w:rPr>
+          <w:rFonts w:ascii="Arial" w:hAnsi="Arial" w:cs="Arial"/>
+          <w:i/>
+          <w:iCs/>
+        </w:rPr>
+      </w:pPr>
+      <w:r>
+        <w:rPr>
+          <w:rFonts w:ascii="Arial" w:hAnsi="Arial" w:cs="Arial"/>
+          <w:b/>
+          <w:bCs/>
+        </w:rPr>
+        <w:lastRenderedPageBreak/>
+        <w:t>Realidade Virtual na Psicoterapia</w:t>
+      </w:r>
+      <w:r>
+        <w:rPr>
+          <w:rFonts w:ascii="Arial" w:hAnsi="Arial" w:cs="Arial"/>
+        </w:rPr>
+        <w:t xml:space="preserve"> – Artigo científico sobre o uso da RV no tratamento de fobias e TEPT </w:t>
+      </w:r>
+      <w:r>
+        <w:rPr>
+          <w:rFonts w:ascii="Arial" w:hAnsi="Arial" w:cs="Arial"/>
+          <w:i/>
+          <w:iCs/>
+        </w:rPr>
+        <w:t>(2025.1)</w:t>
+      </w:r>
+    </w:p>
+    <w:p>
+      <w:pPr>
+        <w:pStyle w:val="PargrafodaLista"/>
+        <w:numPr>
+          <w:ilvl w:val="0"/>
+          <w:numId w:val="6"/>
+        </w:numPr>
+        <w:rPr>
+          <w:rFonts w:ascii="Arial" w:hAnsi="Arial" w:cs="Arial"/>
+        </w:rPr>
+      </w:pPr>
+      <w:r>
+        <w:rPr>
+          <w:rFonts w:ascii="Arial" w:hAnsi="Arial" w:cs="Arial"/>
+        </w:rPr>
         <w:t>O artigo analisa o impacto da Realidade Virtual em intervenções clínicas, com foco em exposição imersiva, personalização terapêutica e revisão de estudos recentes.</w:t>
       </w:r>
     </w:p>
@@ -525,7 +594,6 @@
           <w:b/>
           <w:bCs/>
         </w:rPr>
-        <w:lastRenderedPageBreak/>
         <w:t>Projeto de Extensão (2024)</w:t>
       </w:r>
     </w:p>
@@ -2445,7 +2513,6 @@
   <w:style w:type="character" w:default="1" w:styleId="Fontepargpadro">
     <w:name w:val="Default Paragraph Font"/>
     <w:uiPriority w:val="1"/>
-    <w:semiHidden/>
     <w:unhideWhenUsed/>
   </w:style>
   <w:style w:type="table" w:default="1" w:styleId="Tabelanormal">
